--- a/Invoice_content_A-NZ_Industry_Practice_Statement.docx
+++ b/Invoice_content_A-NZ_Industry_Practice_Statement.docx
@@ -222,8 +222,13 @@
               <w:t>.</w:t>
             </w:r>
             <w:r>
-              <w:t xml:space="preserve"> Prioritised</w:t>
-            </w:r>
+              <w:t xml:space="preserve"> </w:t>
+            </w:r>
+            <w:proofErr w:type="spellStart"/>
+            <w:r>
+              <w:t>Prioritised</w:t>
+            </w:r>
+            <w:proofErr w:type="spellEnd"/>
             <w:r>
               <w:t xml:space="preserve"> seller contact email over seller contact name and telephone.</w:t>
             </w:r>
@@ -241,13 +246,29 @@
               <w:t>Recommended</w:t>
             </w:r>
             <w:r>
-              <w:t xml:space="preserve">. Deprioritised </w:t>
+              <w:t xml:space="preserve">. </w:t>
+            </w:r>
+            <w:proofErr w:type="spellStart"/>
+            <w:r>
+              <w:t>Deprioritised</w:t>
+            </w:r>
+            <w:proofErr w:type="spellEnd"/>
+            <w:r>
+              <w:t xml:space="preserve"> </w:t>
             </w:r>
             <w:r>
               <w:t>buyer trading name.</w:t>
             </w:r>
             <w:r>
-              <w:t xml:space="preserve"> Removed payment terms (in favour of payment due date).</w:t>
+              <w:t xml:space="preserve"> Removed payment terms (in </w:t>
+            </w:r>
+            <w:proofErr w:type="spellStart"/>
+            <w:r>
+              <w:t>favour</w:t>
+            </w:r>
+            <w:proofErr w:type="spellEnd"/>
+            <w:r>
+              <w:t xml:space="preserve"> of payment due date).</w:t>
             </w:r>
           </w:p>
         </w:tc>
@@ -294,7 +315,15 @@
         <w:t xml:space="preserve"> </w:t>
       </w:r>
       <w:r>
-        <w:t xml:space="preserve">large business and government buyers enough information to be able to process and pay eInvoices. In some cases, buyers receive less invoice data using Peppol than from other channels (such as emailed PDF). </w:t>
+        <w:t xml:space="preserve">large business and government buyers enough information to be able to process and pay </w:t>
+      </w:r>
+      <w:proofErr w:type="spellStart"/>
+      <w:r>
+        <w:t>eInvoices</w:t>
+      </w:r>
+      <w:proofErr w:type="spellEnd"/>
+      <w:r>
+        <w:t xml:space="preserve">. In some cases, buyers receive less invoice data using Peppol than from other channels (such as emailed PDF). </w:t>
       </w:r>
     </w:p>
     <w:p>
@@ -330,7 +359,15 @@
         <w:t xml:space="preserve"> </w:t>
       </w:r>
       <w:r>
-        <w:t>large business and government buyers – can process eInvoices smoothly and efficiently.</w:t>
+        <w:t xml:space="preserve">large business and government buyers – can process </w:t>
+      </w:r>
+      <w:proofErr w:type="spellStart"/>
+      <w:r>
+        <w:t>eInvoices</w:t>
+      </w:r>
+      <w:proofErr w:type="spellEnd"/>
+      <w:r>
+        <w:t xml:space="preserve"> smoothly and efficiently.</w:t>
       </w:r>
       <w:r>
         <w:t xml:space="preserve"> It was developed in partnership with the Australian and New Zealand Peppol Authorities and Digital Service Providers Australia and New </w:t>
@@ -374,7 +411,15 @@
         <w:t xml:space="preserve">medium to large </w:t>
       </w:r>
       <w:r>
-        <w:t xml:space="preserve">buyers to ensure eInvoices </w:t>
+        <w:t xml:space="preserve">buyers to ensure </w:t>
+      </w:r>
+      <w:proofErr w:type="spellStart"/>
+      <w:r>
+        <w:t>eInvoices</w:t>
+      </w:r>
+      <w:proofErr w:type="spellEnd"/>
+      <w:r>
+        <w:t xml:space="preserve"> </w:t>
       </w:r>
       <w:r>
         <w:t xml:space="preserve">can be </w:t>
@@ -534,8 +579,13 @@
         </w:r>
       </w:hyperlink>
       <w:r>
-        <w:t xml:space="preserve"> hosted on Github</w:t>
-      </w:r>
+        <w:t xml:space="preserve"> hosted on </w:t>
+      </w:r>
+      <w:proofErr w:type="spellStart"/>
+      <w:r>
+        <w:t>Github</w:t>
+      </w:r>
+      <w:proofErr w:type="spellEnd"/>
       <w:r>
         <w:t>, including</w:t>
       </w:r>
@@ -591,7 +641,15 @@
         </w:r>
       </w:hyperlink>
       <w:r>
-        <w:t xml:space="preserve"> hosted on Github, including:</w:t>
+        <w:t xml:space="preserve"> hosted on </w:t>
+      </w:r>
+      <w:proofErr w:type="spellStart"/>
+      <w:r>
+        <w:t>Github</w:t>
+      </w:r>
+      <w:proofErr w:type="spellEnd"/>
+      <w:r>
+        <w:t>, including:</w:t>
       </w:r>
     </w:p>
     <w:p>
@@ -768,7 +826,23 @@
         <w:t>and their</w:t>
       </w:r>
       <w:r>
-        <w:t xml:space="preserve"> access points should not reject eInvoices that comply with the Peppol invoice specification. If eInvoices fail non-Peppol business rule validation (such as purchase order (PO) format checks</w:t>
+        <w:t xml:space="preserve"> access points should not reject </w:t>
+      </w:r>
+      <w:proofErr w:type="spellStart"/>
+      <w:r>
+        <w:t>eInvoices</w:t>
+      </w:r>
+      <w:proofErr w:type="spellEnd"/>
+      <w:r>
+        <w:t xml:space="preserve"> that comply with the Peppol invoice specification. If </w:t>
+      </w:r>
+      <w:proofErr w:type="spellStart"/>
+      <w:r>
+        <w:t>eInvoices</w:t>
+      </w:r>
+      <w:proofErr w:type="spellEnd"/>
+      <w:r>
+        <w:t xml:space="preserve"> fail non-Peppol business rule validation (such as purchase order (PO) format checks</w:t>
       </w:r>
       <w:r>
         <w:t xml:space="preserve"> or </w:t>
@@ -800,7 +874,15 @@
         <w:pStyle w:val="ListNumber"/>
       </w:pPr>
       <w:r>
-        <w:t xml:space="preserve">Buyers should search eInvoices for required data as it may not be in the expected data element. </w:t>
+        <w:t xml:space="preserve">Buyers should search </w:t>
+      </w:r>
+      <w:proofErr w:type="spellStart"/>
+      <w:r>
+        <w:t>eInvoices</w:t>
+      </w:r>
+      <w:proofErr w:type="spellEnd"/>
+      <w:r>
+        <w:t xml:space="preserve"> for required data as it may not be in the expected data element. </w:t>
       </w:r>
     </w:p>
     <w:p>
@@ -1441,8 +1523,31 @@
       <w:r>
         <w:t xml:space="preserve">separate </w:t>
       </w:r>
-      <w:r>
-        <w:t>appendix for</w:t>
+      <w:hyperlink r:id="rId18" w:history="1">
+        <w:r>
+          <w:rPr>
+            <w:rStyle w:val="Hyperlink"/>
+            <w:sz w:val="22"/>
+          </w:rPr>
+          <w:t>appen</w:t>
+        </w:r>
+        <w:r>
+          <w:rPr>
+            <w:rStyle w:val="Hyperlink"/>
+            <w:sz w:val="22"/>
+          </w:rPr>
+          <w:t>d</w:t>
+        </w:r>
+        <w:r>
+          <w:rPr>
+            <w:rStyle w:val="Hyperlink"/>
+            <w:sz w:val="22"/>
+          </w:rPr>
+          <w:t>ix</w:t>
+        </w:r>
+      </w:hyperlink>
+      <w:r>
+        <w:t xml:space="preserve"> for</w:t>
       </w:r>
       <w:r>
         <w:t xml:space="preserve"> a</w:t>
@@ -1456,7 +1561,7 @@
       <w:r>
         <w:t xml:space="preserve">elements as well as mandatory elements of the </w:t>
       </w:r>
-      <w:hyperlink r:id="rId18" w:history="1">
+      <w:hyperlink r:id="rId19" w:history="1">
         <w:r>
           <w:rPr>
             <w:rStyle w:val="Hyperlink"/>
@@ -1507,7 +1612,7 @@
       <w:r>
         <w:t xml:space="preserve">The Peppol invoice specification requires either </w:t>
       </w:r>
-      <w:hyperlink r:id="rId19" w:history="1">
+      <w:hyperlink r:id="rId20" w:history="1">
         <w:r>
           <w:rPr>
             <w:rStyle w:val="Hyperlink"/>
@@ -1519,7 +1624,7 @@
       <w:r>
         <w:t xml:space="preserve"> or </w:t>
       </w:r>
-      <w:hyperlink r:id="rId20" w:history="1">
+      <w:hyperlink r:id="rId21" w:history="1">
         <w:r>
           <w:rPr>
             <w:rStyle w:val="Hyperlink"/>
@@ -1568,7 +1673,7 @@
       <w:r>
         <w:t xml:space="preserve">It is a legal requirement in Australia that when a GST branch makes a taxable sale, the branch number (or </w:t>
       </w:r>
-      <w:hyperlink r:id="rId21" w:history="1">
+      <w:hyperlink r:id="rId22" w:history="1">
         <w:r>
           <w:rPr>
             <w:rStyle w:val="Hyperlink"/>
@@ -1621,7 +1726,7 @@
       <w:r>
         <w:t xml:space="preserve">Provide an </w:t>
       </w:r>
-      <w:hyperlink r:id="rId22" w:history="1">
+      <w:hyperlink r:id="rId23" w:history="1">
         <w:r>
           <w:rPr>
             <w:rStyle w:val="Hyperlink"/>
@@ -1685,7 +1790,7 @@
       <w:r>
         <w:t xml:space="preserve"> </w:t>
       </w:r>
-      <w:hyperlink r:id="rId23" w:history="1">
+      <w:hyperlink r:id="rId24" w:history="1">
         <w:r>
           <w:rPr>
             <w:rStyle w:val="Hyperlink"/>
@@ -1758,7 +1863,7 @@
       <w:r>
         <w:t>When used, provide payee bank account (</w:t>
       </w:r>
-      <w:hyperlink r:id="rId24" w:history="1">
+      <w:hyperlink r:id="rId25" w:history="1">
         <w:r>
           <w:rPr>
             <w:rStyle w:val="Hyperlink"/>
@@ -1777,7 +1882,7 @@
           <w:noProof/>
         </w:rPr>
         <w:drawing>
-          <wp:inline distT="0" distB="0" distL="0" distR="0" wp14:anchorId="4B3F9E34" wp14:editId="556C4A17">
+          <wp:inline distT="0" distB="0" distL="0" distR="0" wp14:anchorId="4B3F9E34" wp14:editId="0391638F">
             <wp:extent cx="252000" cy="252000"/>
             <wp:effectExtent l="0" t="0" r="0" b="0"/>
             <wp:docPr id="1626554269" name="Picture 1"/>
@@ -1794,7 +1899,7 @@
                     </pic:cNvPicPr>
                   </pic:nvPicPr>
                   <pic:blipFill>
-                    <a:blip r:embed="rId25" cstate="print">
+                    <a:blip r:embed="rId26" cstate="print">
                       <a:extLst>
                         <a:ext uri="{28A0092B-C50C-407E-A947-70E740481C1C}">
                           <a14:useLocalDpi xmlns:a14="http://schemas.microsoft.com/office/drawing/2010/main" val="0"/>
@@ -1848,7 +1953,7 @@
       <w:r>
         <w:t xml:space="preserve">In addition to an </w:t>
       </w:r>
-      <w:hyperlink r:id="rId26" w:history="1">
+      <w:hyperlink r:id="rId27" w:history="1">
         <w:r>
           <w:rPr>
             <w:rStyle w:val="Hyperlink"/>
@@ -1860,7 +1965,7 @@
       <w:r>
         <w:t xml:space="preserve"> (which is mandatory for each invoice line), provide an </w:t>
       </w:r>
-      <w:hyperlink r:id="rId27" w:history="1">
+      <w:hyperlink r:id="rId28" w:history="1">
         <w:r>
           <w:rPr>
             <w:rStyle w:val="Hyperlink"/>
@@ -1879,7 +1984,7 @@
           <w:noProof/>
         </w:rPr>
         <w:drawing>
-          <wp:inline distT="0" distB="0" distL="0" distR="0" wp14:anchorId="79DA49BE" wp14:editId="7DA59C5B">
+          <wp:inline distT="0" distB="0" distL="0" distR="0" wp14:anchorId="79DA49BE" wp14:editId="1B3CB8FC">
             <wp:extent cx="252000" cy="252000"/>
             <wp:effectExtent l="0" t="0" r="0" b="0"/>
             <wp:docPr id="527065583" name="Picture 1"/>
@@ -1896,7 +2001,7 @@
                     </pic:cNvPicPr>
                   </pic:nvPicPr>
                   <pic:blipFill>
-                    <a:blip r:embed="rId25" cstate="print">
+                    <a:blip r:embed="rId26" cstate="print">
                       <a:extLst>
                         <a:ext uri="{28A0092B-C50C-407E-A947-70E740481C1C}">
                           <a14:useLocalDpi xmlns:a14="http://schemas.microsoft.com/office/drawing/2010/main" val="0"/>
@@ -1933,7 +2038,7 @@
       <w:r>
         <w:t xml:space="preserve">Item description is one of several available </w:t>
       </w:r>
-      <w:hyperlink r:id="rId28" w:history="1">
+      <w:hyperlink r:id="rId29" w:history="1">
         <w:r>
           <w:rPr>
             <w:rStyle w:val="Hyperlink"/>
@@ -1966,7 +2071,7 @@
       <w:r>
         <w:t xml:space="preserve">be included in the </w:t>
       </w:r>
-      <w:hyperlink r:id="rId29" w:history="1">
+      <w:hyperlink r:id="rId30" w:history="1">
         <w:r>
           <w:rPr>
             <w:rStyle w:val="Hyperlink"/>
@@ -1984,7 +2089,7 @@
       <w:r>
         <w:t xml:space="preserve"> should be included in the </w:t>
       </w:r>
-      <w:hyperlink r:id="rId30" w:history="1">
+      <w:hyperlink r:id="rId31" w:history="1">
         <w:r>
           <w:rPr>
             <w:rStyle w:val="Hyperlink"/>
@@ -1999,7 +2104,7 @@
       <w:r>
         <w:t xml:space="preserve"> If a buyer item ID is used, this should be included in the </w:t>
       </w:r>
-      <w:hyperlink r:id="rId31" w:history="1">
+      <w:hyperlink r:id="rId32" w:history="1">
         <w:r>
           <w:rPr>
             <w:rStyle w:val="Hyperlink"/>
@@ -2046,7 +2151,7 @@
       <w:r>
         <w:t>purchase order (PO) number (</w:t>
       </w:r>
-      <w:hyperlink r:id="rId32" w:history="1">
+      <w:hyperlink r:id="rId33" w:history="1">
         <w:r>
           <w:rPr>
             <w:rStyle w:val="Hyperlink"/>
@@ -2070,7 +2175,7 @@
       <w:r>
         <w:t>buyer-assigned reference (</w:t>
       </w:r>
-      <w:hyperlink r:id="rId33" w:history="1">
+      <w:hyperlink r:id="rId34" w:history="1">
         <w:r>
           <w:rPr>
             <w:rStyle w:val="Hyperlink"/>
@@ -2094,7 +2199,7 @@
       <w:r>
         <w:t>contract number (</w:t>
       </w:r>
-      <w:hyperlink r:id="rId34" w:history="1">
+      <w:hyperlink r:id="rId35" w:history="1">
         <w:r>
           <w:rPr>
             <w:rStyle w:val="Hyperlink"/>
@@ -2118,7 +2223,7 @@
       <w:r>
         <w:t>project number (</w:t>
       </w:r>
-      <w:hyperlink r:id="rId35" w:history="1">
+      <w:hyperlink r:id="rId36" w:history="1">
         <w:r>
           <w:rPr>
             <w:rStyle w:val="Hyperlink"/>
@@ -2142,7 +2247,7 @@
       <w:r>
         <w:t>tender number (</w:t>
       </w:r>
-      <w:hyperlink r:id="rId36" w:history="1">
+      <w:hyperlink r:id="rId37" w:history="1">
         <w:r>
           <w:rPr>
             <w:rStyle w:val="Hyperlink"/>
@@ -2165,7 +2270,7 @@
       <w:r>
         <w:t xml:space="preserve"> for sellers to include either a PO number or buyer reference with a Peppol invoice. Where neither are required, a default value of ‘BUYER_REFERENCE’ or ‘NA’ should be used in the buyer reference element. Refer to section 8 of the </w:t>
       </w:r>
-      <w:hyperlink r:id="rId37" w:history="1">
+      <w:hyperlink r:id="rId38" w:history="1">
         <w:r>
           <w:rPr>
             <w:rStyle w:val="Hyperlink"/>
@@ -2228,7 +2333,7 @@
           <w:noProof/>
         </w:rPr>
         <w:drawing>
-          <wp:inline distT="0" distB="0" distL="0" distR="0" wp14:anchorId="5E464977" wp14:editId="50919FA0">
+          <wp:inline distT="0" distB="0" distL="0" distR="0" wp14:anchorId="5E464977" wp14:editId="67D616FC">
             <wp:extent cx="252000" cy="252000"/>
             <wp:effectExtent l="0" t="0" r="0" b="0"/>
             <wp:docPr id="85069670" name="Picture 1"/>
@@ -2245,7 +2350,7 @@
                     </pic:cNvPicPr>
                   </pic:nvPicPr>
                   <pic:blipFill>
-                    <a:blip r:embed="rId25" cstate="print">
+                    <a:blip r:embed="rId26" cstate="print">
                       <a:extLst>
                         <a:ext uri="{28A0092B-C50C-407E-A947-70E740481C1C}">
                           <a14:useLocalDpi xmlns:a14="http://schemas.microsoft.com/office/drawing/2010/main" val="0"/>
@@ -2279,7 +2384,7 @@
       <w:r>
         <w:t xml:space="preserve"> Peppol also supports referencing one or multiple preceding invoices (</w:t>
       </w:r>
-      <w:hyperlink r:id="rId38" w:history="1">
+      <w:hyperlink r:id="rId39" w:history="1">
         <w:r>
           <w:rPr>
             <w:rStyle w:val="Hyperlink"/>
@@ -2307,7 +2412,7 @@
       <w:r>
         <w:t xml:space="preserve">The seller should give the buyer </w:t>
       </w:r>
-      <w:hyperlink r:id="rId39" w:history="1">
+      <w:hyperlink r:id="rId40" w:history="1">
         <w:r>
           <w:rPr>
             <w:rStyle w:val="Hyperlink"/>
@@ -2343,7 +2448,7 @@
       <w:r>
         <w:t xml:space="preserve">In certain scenarios, buyers require </w:t>
       </w:r>
-      <w:hyperlink r:id="rId40" w:history="1">
+      <w:hyperlink r:id="rId41" w:history="1">
         <w:r>
           <w:rPr>
             <w:rStyle w:val="Hyperlink"/>
@@ -2360,7 +2465,7 @@
       <w:r>
         <w:t xml:space="preserve">The Peppol invoice specification supports several file formats, as defined in the </w:t>
       </w:r>
-      <w:hyperlink r:id="rId41" w:history="1">
+      <w:hyperlink r:id="rId42" w:history="1">
         <w:r>
           <w:rPr>
             <w:rStyle w:val="Hyperlink"/>
@@ -2378,13 +2483,45 @@
         <w:lastRenderedPageBreak/>
         <w:t xml:space="preserve">The A-NZ Peppol GitHub has guidance about </w:t>
       </w:r>
-      <w:hyperlink r:id="rId42" w:history="1">
+      <w:hyperlink r:id="rId43" w:history="1">
         <w:r>
           <w:rPr>
             <w:rStyle w:val="Hyperlink"/>
             <w:sz w:val="22"/>
           </w:rPr>
-          <w:t>understanding and managing attachments in eInvoices and eCredit Notes</w:t>
+          <w:t xml:space="preserve">understanding and managing attachments in </w:t>
+        </w:r>
+        <w:proofErr w:type="spellStart"/>
+        <w:r>
+          <w:rPr>
+            <w:rStyle w:val="Hyperlink"/>
+            <w:sz w:val="22"/>
+          </w:rPr>
+          <w:t>eInvoices</w:t>
+        </w:r>
+        <w:proofErr w:type="spellEnd"/>
+        <w:r>
+          <w:rPr>
+            <w:rStyle w:val="Hyperlink"/>
+            <w:sz w:val="22"/>
+          </w:rPr>
+          <w:t xml:space="preserve"> and </w:t>
+        </w:r>
+        <w:proofErr w:type="spellStart"/>
+        <w:r>
+          <w:rPr>
+            <w:rStyle w:val="Hyperlink"/>
+            <w:sz w:val="22"/>
+          </w:rPr>
+          <w:t>eCredit</w:t>
+        </w:r>
+        <w:proofErr w:type="spellEnd"/>
+        <w:r>
+          <w:rPr>
+            <w:rStyle w:val="Hyperlink"/>
+            <w:sz w:val="22"/>
+          </w:rPr>
+          <w:t xml:space="preserve"> Notes</w:t>
         </w:r>
       </w:hyperlink>
       <w:r>
@@ -2402,7 +2539,7 @@
           <w:noProof/>
         </w:rPr>
         <w:drawing>
-          <wp:inline distT="0" distB="0" distL="0" distR="0" wp14:anchorId="5262F800" wp14:editId="6DCC4576">
+          <wp:inline distT="0" distB="0" distL="0" distR="0" wp14:anchorId="5262F800" wp14:editId="2D77CBE7">
             <wp:extent cx="252000" cy="252000"/>
             <wp:effectExtent l="0" t="0" r="0" b="0"/>
             <wp:docPr id="1064495852" name="Picture 1"/>
@@ -2419,7 +2556,7 @@
                     </pic:cNvPicPr>
                   </pic:nvPicPr>
                   <pic:blipFill>
-                    <a:blip r:embed="rId25" cstate="print">
+                    <a:blip r:embed="rId26" cstate="print">
                       <a:extLst>
                         <a:ext uri="{28A0092B-C50C-407E-A947-70E740481C1C}">
                           <a14:useLocalDpi xmlns:a14="http://schemas.microsoft.com/office/drawing/2010/main" val="0"/>
@@ -2468,7 +2605,7 @@
       <w:r>
         <w:t xml:space="preserve">Senders frequently need to include free-text information relevant to the whole invoice. An example of this is the inclusion of legal or contractual terms that apply to the transaction. Additionally, the </w:t>
       </w:r>
-      <w:hyperlink r:id="rId43" w:history="1">
+      <w:hyperlink r:id="rId44" w:history="1">
         <w:r>
           <w:rPr>
             <w:rStyle w:val="Hyperlink"/>
@@ -2506,7 +2643,7 @@
       <w:r>
         <w:t xml:space="preserve">Peppol supports document-level </w:t>
       </w:r>
-      <w:hyperlink r:id="rId44" w:history="1">
+      <w:hyperlink r:id="rId45" w:history="1">
         <w:r>
           <w:rPr>
             <w:rStyle w:val="Hyperlink"/>
@@ -2518,7 +2655,7 @@
       <w:r>
         <w:t xml:space="preserve"> (discounts) and </w:t>
       </w:r>
-      <w:hyperlink r:id="rId45" w:history="1">
+      <w:hyperlink r:id="rId46" w:history="1">
         <w:r>
           <w:rPr>
             <w:rStyle w:val="Hyperlink"/>
@@ -2530,7 +2667,7 @@
       <w:r>
         <w:t xml:space="preserve"> as well as line-level </w:t>
       </w:r>
-      <w:hyperlink r:id="rId46" w:history="1">
+      <w:hyperlink r:id="rId47" w:history="1">
         <w:r>
           <w:rPr>
             <w:rStyle w:val="Hyperlink"/>
@@ -2542,7 +2679,7 @@
       <w:r>
         <w:t xml:space="preserve"> and </w:t>
       </w:r>
-      <w:hyperlink r:id="rId47" w:history="1">
+      <w:hyperlink r:id="rId48" w:history="1">
         <w:r>
           <w:rPr>
             <w:rStyle w:val="Hyperlink"/>
@@ -2646,7 +2783,7 @@
       </w:r>
     </w:p>
     <w:p>
-      <w:hyperlink r:id="rId48" w:history="1">
+      <w:hyperlink r:id="rId49" w:history="1">
         <w:r>
           <w:rPr>
             <w:rStyle w:val="Hyperlink"/>
@@ -2658,7 +2795,7 @@
       <w:r>
         <w:t xml:space="preserve"> is useful where multiple branches or businesses trade under the same ABN or NZBN. For reference and to avoid format inconsistences, use the </w:t>
       </w:r>
-      <w:hyperlink r:id="rId49" w:history="1">
+      <w:hyperlink r:id="rId50" w:history="1">
         <w:r>
           <w:rPr>
             <w:rStyle w:val="Hyperlink"/>
@@ -2670,7 +2807,7 @@
       <w:r>
         <w:t xml:space="preserve"> and </w:t>
       </w:r>
-      <w:hyperlink r:id="rId50" w:history="1">
+      <w:hyperlink r:id="rId51" w:history="1">
         <w:r>
           <w:rPr>
             <w:rStyle w:val="Hyperlink"/>
@@ -2689,7 +2826,7 @@
           <w:noProof/>
         </w:rPr>
         <w:drawing>
-          <wp:inline distT="0" distB="0" distL="0" distR="0" wp14:anchorId="6F3BE586" wp14:editId="67A631AA">
+          <wp:inline distT="0" distB="0" distL="0" distR="0" wp14:anchorId="6F3BE586" wp14:editId="1EC60342">
             <wp:extent cx="252000" cy="252000"/>
             <wp:effectExtent l="0" t="0" r="0" b="0"/>
             <wp:docPr id="1467888495" name="Picture 1"/>
@@ -2706,7 +2843,7 @@
                     </pic:cNvPicPr>
                   </pic:nvPicPr>
                   <pic:blipFill>
-                    <a:blip r:embed="rId25" cstate="print">
+                    <a:blip r:embed="rId26" cstate="print">
                       <a:extLst>
                         <a:ext uri="{28A0092B-C50C-407E-A947-70E740481C1C}">
                           <a14:useLocalDpi xmlns:a14="http://schemas.microsoft.com/office/drawing/2010/main" val="0"/>
@@ -2740,7 +2877,7 @@
       <w:r>
         <w:t xml:space="preserve"> The </w:t>
       </w:r>
-      <w:hyperlink r:id="rId51" w:history="1">
+      <w:hyperlink r:id="rId52" w:history="1">
         <w:r>
           <w:rPr>
             <w:rStyle w:val="Hyperlink"/>
@@ -2763,7 +2900,7 @@
       </w:r>
     </w:p>
     <w:p>
-      <w:hyperlink r:id="rId52" w:history="1">
+      <w:hyperlink r:id="rId53" w:history="1">
         <w:r>
           <w:rPr>
             <w:rStyle w:val="Hyperlink"/>
@@ -2796,7 +2933,7 @@
       <w:r>
         <w:t xml:space="preserve"> </w:t>
       </w:r>
-      <w:hyperlink r:id="rId53" w:history="1">
+      <w:hyperlink r:id="rId54" w:history="1">
         <w:r>
           <w:rPr>
             <w:rStyle w:val="Hyperlink"/>
@@ -2808,7 +2945,7 @@
       <w:r>
         <w:t xml:space="preserve"> and </w:t>
       </w:r>
-      <w:hyperlink r:id="rId54" w:history="1">
+      <w:hyperlink r:id="rId55" w:history="1">
         <w:r>
           <w:rPr>
             <w:rStyle w:val="Hyperlink"/>
@@ -2852,7 +2989,7 @@
       <w:r>
         <w:t xml:space="preserve">Some buyers rely upon the </w:t>
       </w:r>
-      <w:hyperlink r:id="rId55" w:history="1">
+      <w:hyperlink r:id="rId56" w:history="1">
         <w:r>
           <w:rPr>
             <w:rStyle w:val="Hyperlink"/>
@@ -2864,7 +3001,7 @@
       <w:r>
         <w:t xml:space="preserve"> (name) and </w:t>
       </w:r>
-      <w:hyperlink r:id="rId56" w:history="1">
+      <w:hyperlink r:id="rId57" w:history="1">
         <w:r>
           <w:rPr>
             <w:rStyle w:val="Hyperlink"/>
@@ -2935,7 +3072,7 @@
       <w:r>
         <w:t>The Peppol invoice specification supports referencing to a PO line for each invoice line item to support PO line-level matching (</w:t>
       </w:r>
-      <w:hyperlink r:id="rId57" w:history="1">
+      <w:hyperlink r:id="rId58" w:history="1">
         <w:r>
           <w:rPr>
             <w:rStyle w:val="Hyperlink"/>
@@ -2981,7 +3118,7 @@
       <w:r>
         <w:t xml:space="preserve">use the </w:t>
       </w:r>
-      <w:hyperlink r:id="rId58" w:history="1">
+      <w:hyperlink r:id="rId59" w:history="1">
         <w:r>
           <w:rPr>
             <w:rStyle w:val="Hyperlink"/>
@@ -3006,7 +3143,7 @@
           <w:noProof/>
         </w:rPr>
         <w:drawing>
-          <wp:inline distT="0" distB="0" distL="0" distR="0" wp14:anchorId="73C061E4" wp14:editId="567BD4F9">
+          <wp:inline distT="0" distB="0" distL="0" distR="0" wp14:anchorId="73C061E4" wp14:editId="215D9912">
             <wp:extent cx="252000" cy="252000"/>
             <wp:effectExtent l="0" t="0" r="0" b="0"/>
             <wp:docPr id="949406555" name="Picture 1"/>
@@ -3023,7 +3160,7 @@
                     </pic:cNvPicPr>
                   </pic:nvPicPr>
                   <pic:blipFill>
-                    <a:blip r:embed="rId25" cstate="print">
+                    <a:blip r:embed="rId26" cstate="print">
                       <a:extLst>
                         <a:ext uri="{28A0092B-C50C-407E-A947-70E740481C1C}">
                           <a14:useLocalDpi xmlns:a14="http://schemas.microsoft.com/office/drawing/2010/main" val="0"/>
@@ -3060,7 +3197,7 @@
       <w:r>
         <w:t xml:space="preserve">his is different from </w:t>
       </w:r>
-      <w:hyperlink r:id="rId59" w:history="1">
+      <w:hyperlink r:id="rId60" w:history="1">
         <w:r>
           <w:rPr>
             <w:rStyle w:val="Hyperlink"/>
@@ -3074,12 +3211,12 @@
       </w:r>
     </w:p>
     <w:sectPr>
-      <w:headerReference w:type="even" r:id="rId60"/>
-      <w:headerReference w:type="default" r:id="rId61"/>
-      <w:footerReference w:type="even" r:id="rId62"/>
-      <w:footerReference w:type="default" r:id="rId63"/>
-      <w:headerReference w:type="first" r:id="rId64"/>
-      <w:footerReference w:type="first" r:id="rId65"/>
+      <w:headerReference w:type="even" r:id="rId61"/>
+      <w:headerReference w:type="default" r:id="rId62"/>
+      <w:footerReference w:type="even" r:id="rId63"/>
+      <w:footerReference w:type="default" r:id="rId64"/>
+      <w:headerReference w:type="first" r:id="rId65"/>
+      <w:footerReference w:type="first" r:id="rId66"/>
       <w:pgSz w:w="11906" w:h="16838" w:code="9"/>
       <w:pgMar w:top="1701" w:right="992" w:bottom="1418" w:left="992" w:header="397" w:footer="454" w:gutter="0"/>
       <w:cols w:space="708"/>
@@ -4372,7 +4509,7 @@
             </wp:anchor>
           </w:drawing>
         </mc:Choice>
-        <mc:Fallback xmlns:w16du="http://schemas.microsoft.com/office/word/2023/wordml/word16du" xmlns:w16sdtfl="http://schemas.microsoft.com/office/word/2024/wordml/sdtformatlock" xmlns:a="http://schemas.openxmlformats.org/drawingml/2006/main" xmlns:pic="http://schemas.openxmlformats.org/drawingml/2006/picture" xmlns:a14="http://schemas.microsoft.com/office/drawing/2010/main" xmlns:adec="http://schemas.microsoft.com/office/drawing/2017/decorative" xmlns:arto="http://schemas.microsoft.com/office/word/2006/arto">
+        <mc:Fallback xmlns:arto="http://schemas.microsoft.com/office/word/2006/arto" xmlns:adec="http://schemas.microsoft.com/office/drawing/2017/decorative" xmlns:a14="http://schemas.microsoft.com/office/drawing/2010/main" xmlns:pic="http://schemas.openxmlformats.org/drawingml/2006/picture" xmlns:a="http://schemas.openxmlformats.org/drawingml/2006/main" xmlns:w16sdtfl="http://schemas.microsoft.com/office/word/2024/wordml/sdtformatlock" xmlns:w16du="http://schemas.microsoft.com/office/word/2023/wordml/word16du">
           <w:pict w14:anchorId="43D0B09D">
             <v:rect id="Rectangle 4" style="position:absolute;margin-left:-27.1pt;margin-top:24.75pt;width:549.9pt;height:69.75pt;z-index:-251642880;visibility:visible;mso-wrap-style:square;mso-width-percent:0;mso-height-percent:0;mso-wrap-distance-left:9pt;mso-wrap-distance-top:0;mso-wrap-distance-right:9pt;mso-wrap-distance-bottom:0;mso-position-horizontal:absolute;mso-position-horizontal-relative:margin;mso-position-vertical:absolute;mso-position-vertical-relative:page;mso-width-percent:0;mso-height-percent:0;mso-width-relative:margin;mso-height-relative:margin;v-text-anchor:middle" o:spid="_x0000_s1026" fillcolor="black [3213]" stroked="f" strokeweight="1pt" w14:anchorId="5DA2166D" o:gfxdata="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">
               <w10:wrap anchorx="margin" anchory="page"/>
@@ -8204,89 +8341,6 @@
 </file>
 
 <file path=customXml/item2.xml><?xml version="1.0" encoding="utf-8"?>
-<?mso-contentType ?>
-<FormTemplates xmlns="http://schemas.microsoft.com/sharepoint/v3/contenttype/forms">
-  <Display>DocumentLibraryForm</Display>
-  <Edit>DocumentLibraryForm</Edit>
-  <New>DocumentLibraryForm</New>
-</FormTemplates>
-</file>
-
-<file path=customXml/item3.xml><?xml version="1.0" encoding="utf-8"?>
-<p:properties xmlns:p="http://schemas.microsoft.com/office/2006/metadata/properties" xmlns:xsi="http://www.w3.org/2001/XMLSchema-instance" xmlns:pc="http://schemas.microsoft.com/office/infopath/2007/PartnerControls">
-  <documentManagement>
-    <eInvoicingArea xmlns="38ca6ff3-8692-406a-bcbd-91fe8f1629fe" xsi:nil="true"/>
-    <_dlc_DocId xmlns="694fc7c8-a271-466e-8696-8f21270a1628">EINV-421554141-36021</_dlc_DocId>
-    <TaxKeywordTaxHTField xmlns="694fc7c8-a271-466e-8696-8f21270a1628">
-      <Terms xmlns="http://schemas.microsoft.com/office/infopath/2007/PartnerControls"/>
-    </TaxKeywordTaxHTField>
-    <Documenttype xmlns="38ca6ff3-8692-406a-bcbd-91fe8f1629fe" xsi:nil="true"/>
-    <Contents xmlns="38ca6ff3-8692-406a-bcbd-91fe8f1629fe" xsi:nil="true"/>
-    <Summary xmlns="38ca6ff3-8692-406a-bcbd-91fe8f1629fe" xsi:nil="true"/>
-    <Segment xmlns="38ca6ff3-8692-406a-bcbd-91fe8f1629fe" xsi:nil="true"/>
-    <_dlc_DocIdUrl xmlns="694fc7c8-a271-466e-8696-8f21270a1628">
-      <Url>https://atooffice.sharepoint.com/sites/ATOeInvoicingProject/_layouts/15/DocIdRedir.aspx?ID=EINV-421554141-36021</Url>
-      <Description>EINV-421554141-36021</Description>
-    </_dlc_DocIdUrl>
-    <lcf76f155ced4ddcb4097134ff3c332f xmlns="38ca6ff3-8692-406a-bcbd-91fe8f1629fe">
-      <Terms xmlns="http://schemas.microsoft.com/office/infopath/2007/PartnerControls"/>
-    </lcf76f155ced4ddcb4097134ff3c332f>
-    <TaxCatchAll xmlns="694fc7c8-a271-466e-8696-8f21270a1628" xsi:nil="true"/>
-  </documentManagement>
-</p:properties>
-</file>
-
-<file path=customXml/item4.xml><?xml version="1.0" encoding="utf-8"?>
-<?mso-contentType ?>
-<spe:Receivers xmlns:spe="http://schemas.microsoft.com/sharepoint/events">
-  <Receiver>
-    <Name>Document ID Generator</Name>
-    <Synchronization>Synchronous</Synchronization>
-    <Type>10001</Type>
-    <SequenceNumber>1000</SequenceNumber>
-    <Url/>
-    <Assembly>Microsoft.Office.DocumentManagement, Version=16.0.0.0, Culture=neutral, PublicKeyToken=71e9bce111e9429c</Assembly>
-    <Class>Microsoft.Office.DocumentManagement.Internal.DocIdHandler</Class>
-    <Data/>
-    <Filter/>
-  </Receiver>
-  <Receiver>
-    <Name>Document ID Generator</Name>
-    <Synchronization>Synchronous</Synchronization>
-    <Type>10002</Type>
-    <SequenceNumber>1001</SequenceNumber>
-    <Url/>
-    <Assembly>Microsoft.Office.DocumentManagement, Version=16.0.0.0, Culture=neutral, PublicKeyToken=71e9bce111e9429c</Assembly>
-    <Class>Microsoft.Office.DocumentManagement.Internal.DocIdHandler</Class>
-    <Data/>
-    <Filter/>
-  </Receiver>
-  <Receiver>
-    <Name>Document ID Generator</Name>
-    <Synchronization>Synchronous</Synchronization>
-    <Type>10004</Type>
-    <SequenceNumber>1002</SequenceNumber>
-    <Url/>
-    <Assembly>Microsoft.Office.DocumentManagement, Version=16.0.0.0, Culture=neutral, PublicKeyToken=71e9bce111e9429c</Assembly>
-    <Class>Microsoft.Office.DocumentManagement.Internal.DocIdHandler</Class>
-    <Data/>
-    <Filter/>
-  </Receiver>
-  <Receiver>
-    <Name>Document ID Generator</Name>
-    <Synchronization>Synchronous</Synchronization>
-    <Type>10006</Type>
-    <SequenceNumber>1003</SequenceNumber>
-    <Url/>
-    <Assembly>Microsoft.Office.DocumentManagement, Version=16.0.0.0, Culture=neutral, PublicKeyToken=71e9bce111e9429c</Assembly>
-    <Class>Microsoft.Office.DocumentManagement.Internal.DocIdHandler</Class>
-    <Data/>
-    <Filter/>
-  </Receiver>
-</spe:Receivers>
-</file>
-
-<file path=customXml/item5.xml><?xml version="1.0" encoding="utf-8"?>
 <ct:contentTypeSchema xmlns:ct="http://schemas.microsoft.com/office/2006/metadata/contentType" xmlns:ma="http://schemas.microsoft.com/office/2006/metadata/properties/metaAttributes" ct:_="" ma:_="" ma:contentTypeName="Document" ma:contentTypeID="0x010100E7E1C8F3E417404D92D3A44A75786C32" ma:contentTypeVersion="27" ma:contentTypeDescription="Create a new document." ma:contentTypeScope="" ma:versionID="2c10026a57c89e74eb2f158cec6041bc">
   <xsd:schema xmlns:xsd="http://www.w3.org/2001/XMLSchema" xmlns:xs="http://www.w3.org/2001/XMLSchema" xmlns:p="http://schemas.microsoft.com/office/2006/metadata/properties" xmlns:ns2="38ca6ff3-8692-406a-bcbd-91fe8f1629fe" xmlns:ns3="694fc7c8-a271-466e-8696-8f21270a1628" targetNamespace="http://schemas.microsoft.com/office/2006/metadata/properties" ma:root="true" ma:fieldsID="772916fb724de3a5cbc973d0b56eb68d" ns2:_="" ns3:_="">
     <xsd:import namespace="38ca6ff3-8692-406a-bcbd-91fe8f1629fe"/>
@@ -8650,6 +8704,89 @@
 </ct:contentTypeSchema>
 </file>
 
+<file path=customXml/item3.xml><?xml version="1.0" encoding="utf-8"?>
+<?mso-contentType ?>
+<spe:Receivers xmlns:spe="http://schemas.microsoft.com/sharepoint/events">
+  <Receiver>
+    <Name>Document ID Generator</Name>
+    <Synchronization>Synchronous</Synchronization>
+    <Type>10001</Type>
+    <SequenceNumber>1000</SequenceNumber>
+    <Url/>
+    <Assembly>Microsoft.Office.DocumentManagement, Version=16.0.0.0, Culture=neutral, PublicKeyToken=71e9bce111e9429c</Assembly>
+    <Class>Microsoft.Office.DocumentManagement.Internal.DocIdHandler</Class>
+    <Data/>
+    <Filter/>
+  </Receiver>
+  <Receiver>
+    <Name>Document ID Generator</Name>
+    <Synchronization>Synchronous</Synchronization>
+    <Type>10002</Type>
+    <SequenceNumber>1001</SequenceNumber>
+    <Url/>
+    <Assembly>Microsoft.Office.DocumentManagement, Version=16.0.0.0, Culture=neutral, PublicKeyToken=71e9bce111e9429c</Assembly>
+    <Class>Microsoft.Office.DocumentManagement.Internal.DocIdHandler</Class>
+    <Data/>
+    <Filter/>
+  </Receiver>
+  <Receiver>
+    <Name>Document ID Generator</Name>
+    <Synchronization>Synchronous</Synchronization>
+    <Type>10004</Type>
+    <SequenceNumber>1002</SequenceNumber>
+    <Url/>
+    <Assembly>Microsoft.Office.DocumentManagement, Version=16.0.0.0, Culture=neutral, PublicKeyToken=71e9bce111e9429c</Assembly>
+    <Class>Microsoft.Office.DocumentManagement.Internal.DocIdHandler</Class>
+    <Data/>
+    <Filter/>
+  </Receiver>
+  <Receiver>
+    <Name>Document ID Generator</Name>
+    <Synchronization>Synchronous</Synchronization>
+    <Type>10006</Type>
+    <SequenceNumber>1003</SequenceNumber>
+    <Url/>
+    <Assembly>Microsoft.Office.DocumentManagement, Version=16.0.0.0, Culture=neutral, PublicKeyToken=71e9bce111e9429c</Assembly>
+    <Class>Microsoft.Office.DocumentManagement.Internal.DocIdHandler</Class>
+    <Data/>
+    <Filter/>
+  </Receiver>
+</spe:Receivers>
+</file>
+
+<file path=customXml/item4.xml><?xml version="1.0" encoding="utf-8"?>
+<p:properties xmlns:p="http://schemas.microsoft.com/office/2006/metadata/properties" xmlns:xsi="http://www.w3.org/2001/XMLSchema-instance" xmlns:pc="http://schemas.microsoft.com/office/infopath/2007/PartnerControls">
+  <documentManagement>
+    <eInvoicingArea xmlns="38ca6ff3-8692-406a-bcbd-91fe8f1629fe" xsi:nil="true"/>
+    <_dlc_DocId xmlns="694fc7c8-a271-466e-8696-8f21270a1628">EINV-421554141-36021</_dlc_DocId>
+    <TaxKeywordTaxHTField xmlns="694fc7c8-a271-466e-8696-8f21270a1628">
+      <Terms xmlns="http://schemas.microsoft.com/office/infopath/2007/PartnerControls"/>
+    </TaxKeywordTaxHTField>
+    <Documenttype xmlns="38ca6ff3-8692-406a-bcbd-91fe8f1629fe" xsi:nil="true"/>
+    <Contents xmlns="38ca6ff3-8692-406a-bcbd-91fe8f1629fe" xsi:nil="true"/>
+    <Summary xmlns="38ca6ff3-8692-406a-bcbd-91fe8f1629fe" xsi:nil="true"/>
+    <Segment xmlns="38ca6ff3-8692-406a-bcbd-91fe8f1629fe" xsi:nil="true"/>
+    <_dlc_DocIdUrl xmlns="694fc7c8-a271-466e-8696-8f21270a1628">
+      <Url>https://atooffice.sharepoint.com/sites/ATOeInvoicingProject/_layouts/15/DocIdRedir.aspx?ID=EINV-421554141-36021</Url>
+      <Description>EINV-421554141-36021</Description>
+    </_dlc_DocIdUrl>
+    <lcf76f155ced4ddcb4097134ff3c332f xmlns="38ca6ff3-8692-406a-bcbd-91fe8f1629fe">
+      <Terms xmlns="http://schemas.microsoft.com/office/infopath/2007/PartnerControls"/>
+    </lcf76f155ced4ddcb4097134ff3c332f>
+    <TaxCatchAll xmlns="694fc7c8-a271-466e-8696-8f21270a1628" xsi:nil="true"/>
+  </documentManagement>
+</p:properties>
+</file>
+
+<file path=customXml/item5.xml><?xml version="1.0" encoding="utf-8"?>
+<?mso-contentType ?>
+<FormTemplates xmlns="http://schemas.microsoft.com/sharepoint/v3/contenttype/forms">
+  <Display>DocumentLibraryForm</Display>
+  <Edit>DocumentLibraryForm</Edit>
+  <New>DocumentLibraryForm</New>
+</FormTemplates>
+</file>
+
 <file path=customXml/itemProps1.xml><?xml version="1.0" encoding="utf-8"?>
 <ds:datastoreItem xmlns:ds="http://schemas.openxmlformats.org/officeDocument/2006/customXml" ds:itemID="{307A17EA-80D3-4521-B3B9-7F820A5B2E8F}">
   <ds:schemaRefs>
@@ -8659,33 +8796,6 @@
 </file>
 
 <file path=customXml/itemProps2.xml><?xml version="1.0" encoding="utf-8"?>
-<ds:datastoreItem xmlns:ds="http://schemas.openxmlformats.org/officeDocument/2006/customXml" ds:itemID="{1FEF3182-547B-48AA-97AF-3B96E7AEF7E4}">
-  <ds:schemaRefs>
-    <ds:schemaRef ds:uri="http://schemas.microsoft.com/sharepoint/v3/contenttype/forms"/>
-  </ds:schemaRefs>
-</ds:datastoreItem>
-</file>
-
-<file path=customXml/itemProps3.xml><?xml version="1.0" encoding="utf-8"?>
-<ds:datastoreItem xmlns:ds="http://schemas.openxmlformats.org/officeDocument/2006/customXml" ds:itemID="{1FE8CA8E-A079-4831-9FD5-85375F15C56D}">
-  <ds:schemaRefs>
-    <ds:schemaRef ds:uri="http://schemas.microsoft.com/office/2006/metadata/properties"/>
-    <ds:schemaRef ds:uri="http://schemas.microsoft.com/office/infopath/2007/PartnerControls"/>
-    <ds:schemaRef ds:uri="38ca6ff3-8692-406a-bcbd-91fe8f1629fe"/>
-    <ds:schemaRef ds:uri="694fc7c8-a271-466e-8696-8f21270a1628"/>
-  </ds:schemaRefs>
-</ds:datastoreItem>
-</file>
-
-<file path=customXml/itemProps4.xml><?xml version="1.0" encoding="utf-8"?>
-<ds:datastoreItem xmlns:ds="http://schemas.openxmlformats.org/officeDocument/2006/customXml" ds:itemID="{A682B097-1F8C-4F48-BFD9-708267514C1C}">
-  <ds:schemaRefs>
-    <ds:schemaRef ds:uri="http://schemas.microsoft.com/sharepoint/events"/>
-  </ds:schemaRefs>
-</ds:datastoreItem>
-</file>
-
-<file path=customXml/itemProps5.xml><?xml version="1.0" encoding="utf-8"?>
 <ds:datastoreItem xmlns:ds="http://schemas.openxmlformats.org/officeDocument/2006/customXml" ds:itemID="{02F8EFA8-77F8-48A5-B127-D11E35FD19D4}">
   <ds:schemaRefs>
     <ds:schemaRef ds:uri="http://schemas.microsoft.com/office/2006/metadata/contentType"/>
@@ -8702,4 +8812,31 @@
     <ds:schemaRef ds:uri="http://schemas.microsoft.com/internal/obd"/>
   </ds:schemaRefs>
 </ds:datastoreItem>
+</file>
+
+<file path=customXml/itemProps3.xml><?xml version="1.0" encoding="utf-8"?>
+<ds:datastoreItem xmlns:ds="http://schemas.openxmlformats.org/officeDocument/2006/customXml" ds:itemID="{A682B097-1F8C-4F48-BFD9-708267514C1C}">
+  <ds:schemaRefs>
+    <ds:schemaRef ds:uri="http://schemas.microsoft.com/sharepoint/events"/>
+  </ds:schemaRefs>
+</ds:datastoreItem>
+</file>
+
+<file path=customXml/itemProps4.xml><?xml version="1.0" encoding="utf-8"?>
+<ds:datastoreItem xmlns:ds="http://schemas.openxmlformats.org/officeDocument/2006/customXml" ds:itemID="{1FE8CA8E-A079-4831-9FD5-85375F15C56D}">
+  <ds:schemaRefs>
+    <ds:schemaRef ds:uri="http://schemas.microsoft.com/office/2006/metadata/properties"/>
+    <ds:schemaRef ds:uri="http://schemas.microsoft.com/office/infopath/2007/PartnerControls"/>
+    <ds:schemaRef ds:uri="38ca6ff3-8692-406a-bcbd-91fe8f1629fe"/>
+    <ds:schemaRef ds:uri="694fc7c8-a271-466e-8696-8f21270a1628"/>
+  </ds:schemaRefs>
+</ds:datastoreItem>
+</file>
+
+<file path=customXml/itemProps5.xml><?xml version="1.0" encoding="utf-8"?>
+<ds:datastoreItem xmlns:ds="http://schemas.openxmlformats.org/officeDocument/2006/customXml" ds:itemID="{1FEF3182-547B-48AA-97AF-3B96E7AEF7E4}">
+  <ds:schemaRefs>
+    <ds:schemaRef ds:uri="http://schemas.microsoft.com/sharepoint/v3/contenttype/forms"/>
+  </ds:schemaRefs>
+</ds:datastoreItem>
 </file>